--- a/india_monitor_data/rag/documents/Strike_Intelligence/Kolkata_Strike_Intelligence.docx
+++ b/india_monitor_data/rag/documents/Strike_Intelligence/Kolkata_Strike_Intelligence.docx
@@ -13,7 +13,7 @@
     </w:p>
     <w:p>
       <w:r>
-        <w:t>Generated: 2026-08-27 17:26:06</w:t>
+        <w:t>Generated: 2026-08-27 21:23:16</w:t>
       </w:r>
     </w:p>
     <w:p>

--- a/india_monitor_data/rag/documents/Strike_Intelligence/Kolkata_Strike_Intelligence.docx
+++ b/india_monitor_data/rag/documents/Strike_Intelligence/Kolkata_Strike_Intelligence.docx
@@ -8,17 +8,22 @@
         <w:jc w:val="center"/>
       </w:pPr>
       <w:r>
-        <w:t>Kolkata Transportation Disruption Intelligence</w:t>
+        <w:t>Kolkata Transportation Disruption Intelligence &amp; Routing Protocol</w:t>
       </w:r>
     </w:p>
     <w:p>
       <w:r>
-        <w:t>Generated: 2026-08-27 21:23:16</w:t>
+        <w:t>Report Generated: 2026-08-31 20:08:19</w:t>
       </w:r>
     </w:p>
     <w:p>
       <w:r>
-        <w:t>Total Incidents Analyzed: 3</w:t>
+        <w:t>Monitored Geographic Hub: Kolkata Logistics Cluster</w:t>
+      </w:r>
+    </w:p>
+    <w:p>
+      <w:r>
+        <w:t>Total Disruption Events Analyzed: 3</w:t>
       </w:r>
     </w:p>
     <w:p>
@@ -26,52 +31,127 @@
         <w:pStyle w:val="Heading1"/>
       </w:pPr>
       <w:r>
-        <w:t>Copilot Automated Response</w:t>
+        <w:t>1. Executive Regional Disruption Assessment</w:t>
       </w:r>
     </w:p>
     <w:p>
       <w:r>
-        <w:t>When Kolkata disruption is detected, Copilot:</w:t>
+        <w:t>This intelligence brief evaluates active and historical transportation strikes, roadway blockades, and labor disruptions impacting freight transit in the Kolkata commercial logistics corridor. Of the 3 analyzed disruption records, 0 are classified as HIGH severity (e.g., indefinite strikes, complete bandhs) and 0 as MEDIUM severity. Dominant disruption modalities: Taxi (2), Bus (1).</w:t>
       </w:r>
     </w:p>
     <w:p>
       <w:pPr>
-        <w:pStyle w:val="ListBullet"/>
+        <w:pStyle w:val="Heading1"/>
       </w:pPr>
       <w:r>
-        <w:t>1. Identifies all active shipments routing through affected city</w:t>
+        <w:t>2. Critical Corridors &amp; Choke Points</w:t>
+      </w:r>
+    </w:p>
+    <w:p>
+      <w:r>
+        <w:t>Primary Inbound/Outbound Transit Routes: NH-19 (Durgapur Expressway), Dankuni Freight Terminal, Vidyasagar Setu approach.</w:t>
+      </w:r>
+    </w:p>
+    <w:p>
+      <w:r>
+        <w:t>Impact Profile: Labor strikes and bandhs in this cluster directly impede primary FTL linehauls and disrupt secondary final-mile dispatch to veterinary clinics and regional animal hospitals.</w:t>
       </w:r>
     </w:p>
     <w:p>
       <w:pPr>
-        <w:pStyle w:val="ListBullet"/>
+        <w:pStyle w:val="Heading1"/>
       </w:pPr>
       <w:r>
-        <w:t>2. Calculates delay probability based on disruption scale</w:t>
+        <w:t>3. Chronological Disruption Incidents &amp; Intelligence Registry</w:t>
+      </w:r>
+    </w:p>
+    <w:p>
+      <w:r>
+        <w:rPr>
+          <w:b/>
+        </w:rPr>
+        <w:t>Incident #1: At Kolkatas Cab Drivers Strike, Protesters Discuss the Green Burden Borne by Indias Gig Workers - TheWire.in</w:t>
+        <w:br/>
+      </w:r>
+      <w:r>
+        <w:t>• Published Date: 2026-08-12 | Source: TheWire.in</w:t>
+        <w:br/>
+      </w:r>
+      <w:r>
+        <w:t>• Modality: Taxi | Severity: LOW</w:t>
+        <w:br/>
+      </w:r>
+    </w:p>
+    <w:p>
+      <w:r>
+        <w:rPr>
+          <w:b/>
+        </w:rPr>
+        <w:t>Incident #2: Poll duty keeps buses off roads in Kolkata, commuters face hardships - Rediff</w:t>
+        <w:br/>
+      </w:r>
+      <w:r>
+        <w:t>• Published Date: 2026-05-01 | Source: Rediff</w:t>
+        <w:br/>
+      </w:r>
+      <w:r>
+        <w:t>• Modality: Bus | Severity: LOW</w:t>
+        <w:br/>
+      </w:r>
+    </w:p>
+    <w:p>
+      <w:r>
+        <w:rPr>
+          <w:b/>
+        </w:rPr>
+        <w:t>Incident #3: At Kolkatas Cab Drivers Strike, Protesters Discuss the Green Burden Borne by Indias Gig Workers - TheWire.in</w:t>
+        <w:br/>
+      </w:r>
+      <w:r>
+        <w:t>• Published Date: None | Source: Unknown</w:t>
+        <w:br/>
+      </w:r>
+      <w:r>
+        <w:t>• Modality: Taxi | Severity: LOW</w:t>
+        <w:br/>
       </w:r>
     </w:p>
     <w:p>
       <w:pPr>
-        <w:pStyle w:val="ListBullet"/>
+        <w:pStyle w:val="Heading1"/>
       </w:pPr>
       <w:r>
-        <w:t>3. Retrieves alternative routing from regional logistics matrix</w:t>
+        <w:t>4. Autonomous Copilot Operational &amp; Legal Rules</w:t>
       </w:r>
     </w:p>
     <w:p>
-      <w:pPr>
-        <w:pStyle w:val="ListBullet"/>
-      </w:pPr>
       <w:r>
-        <w:t>4. Assesses SLA impact for affected deliveries</w:t>
+        <w:t>When active transit strikes or civil disruptions are detected in Kolkata, the O2C Copilot applies the following deterministic decision rules:</w:t>
       </w:r>
     </w:p>
     <w:p>
-      <w:pPr>
-        <w:pStyle w:val="ListBullet"/>
-      </w:pPr>
       <w:r>
-        <w:t>5. Notifies planners with rerouting recommendations</w:t>
+        <w:t>• Force Majeure Adjudication (Clause 8.4): If a government-sanctioned bandh or total union road blockade in Kolkata delays transit by &gt;12 hours, the carrier delay SLA penalty ($500/day) is waived upon submission of verified e-way bill telematics or police traffic advisory.</w:t>
+      </w:r>
+    </w:p>
+    <w:p>
+      <w:r>
+        <w:t>• Dynamic Transit Buffer: For any order scheduled to pass through Kolkata with active strike news, automatically inject a +12.0 to +24.0 hour safety buffer into the predicted ETA.</w:t>
+      </w:r>
+    </w:p>
+    <w:p>
+      <w:r>
+        <w:t>• Mode Shift Escalation: For life-critical veterinary diets and urgent pharmaceuticals routed through Kolkata with strike duration &gt;24h, authorize emergency intermodal rail shift or $1,000 Air Freight replacement per Medical Stock-Out Policy 2024-04.</w:t>
+      </w:r>
+    </w:p>
+    <w:p>
+      <w:r>
+        <w:t>• Receiving Window Compliance: If transit delays push delivery past clinic receiving hours (after 17:00), automatically reschedule delivery to 09:00 next business morning and trigger carrier redelivery fee waiver ($150 cap).</w:t>
+      </w:r>
+    </w:p>
+    <w:p>
+      <w:r>
+        <w:t>• Proactive Stakeholder Notification: Send automated Microsoft Teams escalation card to Regional Logistics Director when order financial risk exceeds $500 threshold.</w:t>
       </w:r>
     </w:p>
     <w:sectPr>

--- a/india_monitor_data/rag/documents/Strike_Intelligence/Kolkata_Strike_Intelligence.docx
+++ b/india_monitor_data/rag/documents/Strike_Intelligence/Kolkata_Strike_Intelligence.docx
@@ -13,7 +13,7 @@
     </w:p>
     <w:p>
       <w:r>
-        <w:t>Report Generated: 2026-08-31 20:08:19</w:t>
+        <w:t>Report Generated: 2026-08-31 20:24:42</w:t>
       </w:r>
     </w:p>
     <w:p>
@@ -37,6 +37,22 @@
     <w:p>
       <w:r>
         <w:t>This intelligence brief evaluates active and historical transportation strikes, roadway blockades, and labor disruptions impacting freight transit in the Kolkata commercial logistics corridor. Of the 3 analyzed disruption records, 0 are classified as HIGH severity (e.g., indefinite strikes, complete bandhs) and 0 as MEDIUM severity. Dominant disruption modalities: Taxi (2), Bus (1).</w:t>
+      </w:r>
+    </w:p>
+    <w:p>
+      <w:pPr>
+        <w:pStyle w:val="Heading2"/>
+      </w:pPr>
+      <w:r>
+        <w:t>1.1 AI Strategic Risk Assessment (Qwen2.5 Synthesized)</w:t>
+      </w:r>
+    </w:p>
+    <w:p>
+      <w:r>
+        <w:t>In the context of recent transportation strikes and operational disruptions in Kolkata, India, freight logistics routing faces significant strategic risks that could impact supply chain efficiency and reliability. The strikes, such as those involving cab drivers, highlight the vulnerability of logistics operations to labor unrest, which can lead to unpredictable service disruptions and increased costs. The poll duty, which has also caused buses to be off the roads, further exacerbates the situation by limiting alternative transportation modes, thereby creating a critical bottleneck in the city's transportation network. These events pose a medium to high risk level for logistics companies operating in or through Kolkata, as they can lead to delays, increased transportation costs, and potential service failures.</w:t>
+        <w:br/>
+        <w:br/>
+        <w:t>To mitigate these risks, dispatch planners should implement a multi-faceted strategy. Firstly, diversifying transportation modes and routes is crucial. By establishing partnerships with multiple carriers and utilizing a mix of road, rail, and air transport, logistics companies can reduce dependency on any single mode of transportation and minimize the impact of strikes or operational disruptions. Secondly, maintaining a robust contingency plan is essential. This should include pre-identified alternative routes, backup suppliers, and real-time monitoring of traffic and road conditions. Additionally, engaging with local authorities and community leaders to stay informed about potential strikes and other disruptions can provide early warning signals, allowing for proactive adjustments to routing and scheduling. Lastly, investing in technology solutions, such as advanced route optimization software, can help in dynamically adjusting routes based on real-time data, ensuring more efficient and resilient logistics operations in the face of unpredictable events.</w:t>
       </w:r>
     </w:p>
     <w:p>

--- a/india_monitor_data/rag/documents/Strike_Intelligence/Kolkata_Strike_Intelligence.docx
+++ b/india_monitor_data/rag/documents/Strike_Intelligence/Kolkata_Strike_Intelligence.docx
@@ -8,22 +8,16 @@
         <w:jc w:val="center"/>
       </w:pPr>
       <w:r>
-        <w:t>Kolkata Transportation Disruption Intelligence &amp; Routing Protocol</w:t>
+        <w:t>KOLKATA TRANSPORTATION DISRUPTION INTELLIGENCE &amp; ROUTING PLAYBOOK</w:t>
       </w:r>
     </w:p>
     <w:p>
       <w:r>
-        <w:t>Report Generated: 2026-08-31 20:24:42</w:t>
-      </w:r>
-    </w:p>
-    <w:p>
-      <w:r>
-        <w:t>Monitored Geographic Hub: Kolkata Logistics Cluster</w:t>
-      </w:r>
-    </w:p>
-    <w:p>
-      <w:r>
-        <w:t>Total Disruption Events Analyzed: 3</w:t>
+        <w:t>Monitored Freight Hub: Kolkata Logistics Cluster</w:t>
+        <w:br/>
+        <w:t>Generated: 2026-08-31 20:57:24 | Total Disruption Incidents Analyzed: 3</w:t>
+        <w:br/>
+        <w:t>Disruption Severity Breakdown: 🔴 HIGH: 0 | 🟡 MEDIUM: 0 | 🟢 LOW: 3</w:t>
       </w:r>
     </w:p>
     <w:p>
@@ -31,28 +25,251 @@
         <w:pStyle w:val="Heading1"/>
       </w:pPr>
       <w:r>
-        <w:t>1. Executive Regional Disruption Assessment</w:t>
+        <w:t>1. EXTRACTED DISRUPTION INCIDENT REGISTRY</w:t>
+      </w:r>
+    </w:p>
+    <w:tbl>
+      <w:tblPr>
+        <w:tblStyle w:val="TableGrid"/>
+        <w:tblW w:type="auto" w:w="0"/>
+        <w:tblLook w:firstColumn="1" w:firstRow="1" w:lastColumn="0" w:lastRow="0" w:noHBand="0" w:noVBand="1" w:val="04A0"/>
+      </w:tblPr>
+      <w:tblGrid>
+        <w:gridCol w:w="1728"/>
+        <w:gridCol w:w="1728"/>
+        <w:gridCol w:w="1728"/>
+        <w:gridCol w:w="1728"/>
+        <w:gridCol w:w="1728"/>
+      </w:tblGrid>
+      <w:tr>
+        <w:tc>
+          <w:tcPr>
+            <w:tcW w:type="dxa" w:w="1728"/>
+          </w:tcPr>
+          <w:p>
+            <w:r>
+              <w:t>Incident ID &amp; Date</w:t>
+            </w:r>
+          </w:p>
+        </w:tc>
+        <w:tc>
+          <w:tcPr>
+            <w:tcW w:type="dxa" w:w="1728"/>
+          </w:tcPr>
+          <w:p>
+            <w:r>
+              <w:t>Source</w:t>
+            </w:r>
+          </w:p>
+        </w:tc>
+        <w:tc>
+          <w:tcPr>
+            <w:tcW w:type="dxa" w:w="1728"/>
+          </w:tcPr>
+          <w:p>
+            <w:r>
+              <w:t>Disruption Modality</w:t>
+            </w:r>
+          </w:p>
+        </w:tc>
+        <w:tc>
+          <w:tcPr>
+            <w:tcW w:type="dxa" w:w="1728"/>
+          </w:tcPr>
+          <w:p>
+            <w:r>
+              <w:t>Stated Trigger / Demand</w:t>
+            </w:r>
+          </w:p>
+        </w:tc>
+        <w:tc>
+          <w:tcPr>
+            <w:tcW w:type="dxa" w:w="1728"/>
+          </w:tcPr>
+          <w:p>
+            <w:r>
+              <w:t>Freight Impact Severity</w:t>
+            </w:r>
+          </w:p>
+        </w:tc>
+      </w:tr>
+      <w:tr>
+        <w:tc>
+          <w:tcPr>
+            <w:tcW w:type="dxa" w:w="1728"/>
+          </w:tcPr>
+          <w:p>
+            <w:r>
+              <w:t>INC-KOL-01</w:t>
+              <w:br/>
+              <w:t>(2026-08-12)</w:t>
+            </w:r>
+          </w:p>
+        </w:tc>
+        <w:tc>
+          <w:tcPr>
+            <w:tcW w:type="dxa" w:w="1728"/>
+          </w:tcPr>
+          <w:p>
+            <w:r>
+              <w:t>TheWire.in</w:t>
+            </w:r>
+          </w:p>
+        </w:tc>
+        <w:tc>
+          <w:tcPr>
+            <w:tcW w:type="dxa" w:w="1728"/>
+          </w:tcPr>
+          <w:p>
+            <w:r>
+              <w:t>Taxi</w:t>
+            </w:r>
+          </w:p>
+        </w:tc>
+        <w:tc>
+          <w:tcPr>
+            <w:tcW w:type="dxa" w:w="1728"/>
+          </w:tcPr>
+          <w:p>
+            <w:r>
+              <w:t>At Kolkatas Cab Drivers Strike, Protesters Discuss the Green Burden Borne by Indias Gig Wo</w:t>
+            </w:r>
+          </w:p>
+        </w:tc>
+        <w:tc>
+          <w:tcPr>
+            <w:tcW w:type="dxa" w:w="1728"/>
+          </w:tcPr>
+          <w:p>
+            <w:r>
+              <w:t>🟢 LOW</w:t>
+            </w:r>
+          </w:p>
+        </w:tc>
+      </w:tr>
+      <w:tr>
+        <w:tc>
+          <w:tcPr>
+            <w:tcW w:type="dxa" w:w="1728"/>
+          </w:tcPr>
+          <w:p>
+            <w:r>
+              <w:t>INC-KOL-02</w:t>
+              <w:br/>
+              <w:t>(2026-05-01)</w:t>
+            </w:r>
+          </w:p>
+        </w:tc>
+        <w:tc>
+          <w:tcPr>
+            <w:tcW w:type="dxa" w:w="1728"/>
+          </w:tcPr>
+          <w:p>
+            <w:r>
+              <w:t>Rediff</w:t>
+            </w:r>
+          </w:p>
+        </w:tc>
+        <w:tc>
+          <w:tcPr>
+            <w:tcW w:type="dxa" w:w="1728"/>
+          </w:tcPr>
+          <w:p>
+            <w:r>
+              <w:t>Bus</w:t>
+            </w:r>
+          </w:p>
+        </w:tc>
+        <w:tc>
+          <w:tcPr>
+            <w:tcW w:type="dxa" w:w="1728"/>
+          </w:tcPr>
+          <w:p>
+            <w:r>
+              <w:t>Poll duty keeps buses off roads in Kolkata, commuters face hardships</w:t>
+            </w:r>
+          </w:p>
+        </w:tc>
+        <w:tc>
+          <w:tcPr>
+            <w:tcW w:type="dxa" w:w="1728"/>
+          </w:tcPr>
+          <w:p>
+            <w:r>
+              <w:t>🟢 LOW</w:t>
+            </w:r>
+          </w:p>
+        </w:tc>
+      </w:tr>
+      <w:tr>
+        <w:tc>
+          <w:tcPr>
+            <w:tcW w:type="dxa" w:w="1728"/>
+          </w:tcPr>
+          <w:p>
+            <w:r>
+              <w:t>INC-KOL-03</w:t>
+              <w:br/>
+              <w:t>(None)</w:t>
+            </w:r>
+          </w:p>
+        </w:tc>
+        <w:tc>
+          <w:tcPr>
+            <w:tcW w:type="dxa" w:w="1728"/>
+          </w:tcPr>
+          <w:p>
+            <w:r>
+              <w:t>Unknown</w:t>
+            </w:r>
+          </w:p>
+        </w:tc>
+        <w:tc>
+          <w:tcPr>
+            <w:tcW w:type="dxa" w:w="1728"/>
+          </w:tcPr>
+          <w:p>
+            <w:r>
+              <w:t>Taxi</w:t>
+            </w:r>
+          </w:p>
+        </w:tc>
+        <w:tc>
+          <w:tcPr>
+            <w:tcW w:type="dxa" w:w="1728"/>
+          </w:tcPr>
+          <w:p>
+            <w:r>
+              <w:t>At Kolkatas Cab Drivers Strike, Protesters Discuss the Green Burden Borne by Indias Gig Wo</w:t>
+            </w:r>
+          </w:p>
+        </w:tc>
+        <w:tc>
+          <w:tcPr>
+            <w:tcW w:type="dxa" w:w="1728"/>
+          </w:tcPr>
+          <w:p>
+            <w:r>
+              <w:t>🟢 LOW</w:t>
+            </w:r>
+          </w:p>
+        </w:tc>
+      </w:tr>
+    </w:tbl>
+    <w:p/>
+    <w:p>
+      <w:pPr>
+        <w:pStyle w:val="Heading1"/>
+      </w:pPr>
+      <w:r>
+        <w:t>2. CRITICAL BOTTLENECKS &amp; HIGHWAY BYPASS DIRECTIVES</w:t>
       </w:r>
     </w:p>
     <w:p>
       <w:r>
-        <w:t>This intelligence brief evaluates active and historical transportation strikes, roadway blockades, and labor disruptions impacting freight transit in the Kolkata commercial logistics corridor. Of the 3 analyzed disruption records, 0 are classified as HIGH severity (e.g., indefinite strikes, complete bandhs) and 0 as MEDIUM severity. Dominant disruption modalities: Taxi (2), Bus (1).</w:t>
-      </w:r>
-    </w:p>
-    <w:p>
-      <w:pPr>
-        <w:pStyle w:val="Heading2"/>
-      </w:pPr>
-      <w:r>
-        <w:t>1.1 AI Strategic Risk Assessment (Qwen2.5 Synthesized)</w:t>
-      </w:r>
-    </w:p>
-    <w:p>
-      <w:r>
-        <w:t>In the context of recent transportation strikes and operational disruptions in Kolkata, India, freight logistics routing faces significant strategic risks that could impact supply chain efficiency and reliability. The strikes, such as those involving cab drivers, highlight the vulnerability of logistics operations to labor unrest, which can lead to unpredictable service disruptions and increased costs. The poll duty, which has also caused buses to be off the roads, further exacerbates the situation by limiting alternative transportation modes, thereby creating a critical bottleneck in the city's transportation network. These events pose a medium to high risk level for logistics companies operating in or through Kolkata, as they can lead to delays, increased transportation costs, and potential service failures.</w:t>
+        <w:t>• Primary Choke Points: NH-19 (Durgapur Expressway), Dankuni Freight Terminal, Vidyasagar Setu approach.</w:t>
         <w:br/>
-        <w:br/>
-        <w:t>To mitigate these risks, dispatch planners should implement a multi-faceted strategy. Firstly, diversifying transportation modes and routes is crucial. By establishing partnerships with multiple carriers and utilizing a mix of road, rail, and air transport, logistics companies can reduce dependency on any single mode of transportation and minimize the impact of strikes or operational disruptions. Secondly, maintaining a robust contingency plan is essential. This should include pre-identified alternative routes, backup suppliers, and real-time monitoring of traffic and road conditions. Additionally, engaging with local authorities and community leaders to stay informed about potential strikes and other disruptions can provide early warning signals, allowing for proactive adjustments to routing and scheduling. Lastly, investing in technology solutions, such as advanced route optimization software, can help in dynamically adjusting routes based on real-time data, ensuring more efficient and resilient logistics operations in the face of unpredictable events.</w:t>
+        <w:t>• Recommended FTL Bypass: Route heavy commercial vehicles via Kona Expressway and Belghoria bypass.</w:t>
       </w:r>
     </w:p>
     <w:p>
@@ -60,17 +277,35 @@
         <w:pStyle w:val="Heading1"/>
       </w:pPr>
       <w:r>
-        <w:t>2. Critical Corridors &amp; Choke Points</w:t>
+        <w:t>3. AUTONOMOUS COPILOT ADJUDICATION &amp; LEGAL RULES</w:t>
       </w:r>
     </w:p>
     <w:p>
       <w:r>
-        <w:t>Primary Inbound/Outbound Transit Routes: NH-19 (Durgapur Expressway), Dankuni Freight Terminal, Vidyasagar Setu approach.</w:t>
+        <w:t>[RULE-S-KOL-01] FORCE MAJEURE &amp; SLA PENALTY WAIVER (SECTION 8.4):</w:t>
+        <w:br/>
+        <w:t xml:space="preserve">  Government-declared bandhs or verified labor road blockades &gt;12h in Kolkata grant 100% carrier SLA delay penalty waiver ($500/day -&gt; $0.00) upon submission of GPS telematics or police traffic advisory.</w:t>
       </w:r>
     </w:p>
     <w:p>
       <w:r>
-        <w:t>Impact Profile: Labor strikes and bandhs in this cluster directly impede primary FTL linehauls and disrupt secondary final-mile dispatch to veterinary clinics and regional animal hospitals.</w:t>
+        <w:t>[RULE-S-KOL-02] EMERGENCY AIR FREIGHT &amp; MODE SHIFT (CLAUSE 2.3):</w:t>
+        <w:br/>
+        <w:t xml:space="preserve">  For life-critical veterinary diets and urgent pharmaceuticals (sap_mara.specialty_diet_flag = 1) stranded &gt;24h in Kolkata, authorize immediate $1,000 Air Freight replacement per Medical Stock-Out Policy 2024-04.</w:t>
+      </w:r>
+    </w:p>
+    <w:p>
+      <w:r>
+        <w:t>[RULE-S-KOL-03] TRUCK DETENTION &amp; DEMURRAGE LIABILITY CAP:</w:t>
+        <w:br/>
+        <w:t xml:space="preserve">  Carrier demurrage and truck detention claims during labor strikes are strictly capped at $100.00/day per vehicle, requiring verified GPS geofence timestamps.</w:t>
+      </w:r>
+    </w:p>
+    <w:p>
+      <w:r>
+        <w:t>[RULE-S-KOL-04] DYNAMIC TRANSIT BUFFER &amp; CLINIC RESCHEDULING:</w:t>
+        <w:br/>
+        <w:t xml:space="preserve">  Automatically inject a +12.0h to +24.0h dynamic safety buffer into predicted arrival time (PDD). If delay pushes arrival past clinic closing time (17:00), reschedule to 09:00 next business morning and trigger carrier redelivery fee waiver ($150 cap).</w:t>
       </w:r>
     </w:p>
     <w:p>
@@ -78,96 +313,27 @@
         <w:pStyle w:val="Heading1"/>
       </w:pPr>
       <w:r>
-        <w:t>3. Chronological Disruption Incidents &amp; Intelligence Registry</w:t>
+        <w:t>4. COPILOT DETERMINISTIC ACTION CHECKLIST</w:t>
       </w:r>
     </w:p>
     <w:p>
       <w:r>
-        <w:rPr>
-          <w:b/>
-        </w:rPr>
-        <w:t>Incident #1: At Kolkatas Cab Drivers Strike, Protesters Discuss the Green Burden Borne by Indias Gig Workers - TheWire.in</w:t>
-        <w:br/>
-      </w:r>
-      <w:r>
-        <w:t>• Published Date: 2026-08-12 | Source: TheWire.in</w:t>
-        <w:br/>
-      </w:r>
-      <w:r>
-        <w:t>• Modality: Taxi | Severity: LOW</w:t>
-        <w:br/>
+        <w:t>[x] Step 1: Scan active SAP linehauls (sap_vttk) scheduled to pass through Kolkata disruption zone.</w:t>
       </w:r>
     </w:p>
     <w:p>
       <w:r>
-        <w:rPr>
-          <w:b/>
-        </w:rPr>
-        <w:t>Incident #2: Poll duty keeps buses off roads in Kolkata, commuters face hardships - Rediff</w:t>
-        <w:br/>
-      </w:r>
-      <w:r>
-        <w:t>• Published Date: 2026-05-01 | Source: Rediff</w:t>
-        <w:br/>
-      </w:r>
-      <w:r>
-        <w:t>• Modality: Bus | Severity: LOW</w:t>
-        <w:br/>
+        <w:t>[x] Step 2: Calculate revised ETA with [RULE-S-KOL-04] dynamic buffer (+12h to +24h).</w:t>
       </w:r>
     </w:p>
     <w:p>
       <w:r>
-        <w:rPr>
-          <w:b/>
-        </w:rPr>
-        <w:t>Incident #3: At Kolkatas Cab Drivers Strike, Protesters Discuss the Green Burden Borne by Indias Gig Workers - TheWire.in</w:t>
-        <w:br/>
-      </w:r>
-      <w:r>
-        <w:t>• Published Date: None | Source: Unknown</w:t>
-        <w:br/>
-      </w:r>
-      <w:r>
-        <w:t>• Modality: Taxi | Severity: LOW</w:t>
-        <w:br/>
-      </w:r>
-    </w:p>
-    <w:p>
-      <w:pPr>
-        <w:pStyle w:val="Heading1"/>
-      </w:pPr>
-      <w:r>
-        <w:t>4. Autonomous Copilot Operational &amp; Legal Rules</w:t>
+        <w:t>[x] Step 3: If delay &gt;24h for specialty diets, trigger [RULE-S-KOL-02] $1,000 Air Freight replacement.</w:t>
       </w:r>
     </w:p>
     <w:p>
       <w:r>
-        <w:t>When active transit strikes or civil disruptions are detected in Kolkata, the O2C Copilot applies the following deterministic decision rules:</w:t>
-      </w:r>
-    </w:p>
-    <w:p>
-      <w:r>
-        <w:t>• Force Majeure Adjudication (Clause 8.4): If a government-sanctioned bandh or total union road blockade in Kolkata delays transit by &gt;12 hours, the carrier delay SLA penalty ($500/day) is waived upon submission of verified e-way bill telematics or police traffic advisory.</w:t>
-      </w:r>
-    </w:p>
-    <w:p>
-      <w:r>
-        <w:t>• Dynamic Transit Buffer: For any order scheduled to pass through Kolkata with active strike news, automatically inject a +12.0 to +24.0 hour safety buffer into the predicted ETA.</w:t>
-      </w:r>
-    </w:p>
-    <w:p>
-      <w:r>
-        <w:t>• Mode Shift Escalation: For life-critical veterinary diets and urgent pharmaceuticals routed through Kolkata with strike duration &gt;24h, authorize emergency intermodal rail shift or $1,000 Air Freight replacement per Medical Stock-Out Policy 2024-04.</w:t>
-      </w:r>
-    </w:p>
-    <w:p>
-      <w:r>
-        <w:t>• Receiving Window Compliance: If transit delays push delivery past clinic receiving hours (after 17:00), automatically reschedule delivery to 09:00 next business morning and trigger carrier redelivery fee waiver ($150 cap).</w:t>
-      </w:r>
-    </w:p>
-    <w:p>
-      <w:r>
-        <w:t>• Proactive Stakeholder Notification: Send automated Microsoft Teams escalation card to Regional Logistics Director when order financial risk exceeds $500 threshold.</w:t>
+        <w:t>[x] Step 4: Dispatch automated Actionable Adaptive Card to Regional Logistics Director for financial risk &gt;$500.</w:t>
       </w:r>
     </w:p>
     <w:sectPr>

--- a/india_monitor_data/rag/documents/Strike_Intelligence/Kolkata_Strike_Intelligence.docx
+++ b/india_monitor_data/rag/documents/Strike_Intelligence/Kolkata_Strike_Intelligence.docx
@@ -15,7 +15,7 @@
       <w:r>
         <w:t>Monitored Freight Hub: Kolkata Logistics Cluster</w:t>
         <w:br/>
-        <w:t>Generated: 2026-08-31 20:57:24 | Total Disruption Incidents Analyzed: 3</w:t>
+        <w:t>Generated: 2026-09-02 22:53:44 | Total Disruption Incidents Analyzed: 3</w:t>
         <w:br/>
         <w:t>Disruption Severity Breakdown: 🔴 HIGH: 0 | 🟡 MEDIUM: 0 | 🟢 LOW: 3</w:t>
       </w:r>

--- a/india_monitor_data/rag/documents/Strike_Intelligence/Kolkata_Strike_Intelligence.docx
+++ b/india_monitor_data/rag/documents/Strike_Intelligence/Kolkata_Strike_Intelligence.docx
@@ -15,7 +15,7 @@
       <w:r>
         <w:t>Monitored Freight Hub: Kolkata Logistics Cluster</w:t>
         <w:br/>
-        <w:t>Generated: 2026-09-02 22:53:44 | Total Disruption Incidents Analyzed: 3</w:t>
+        <w:t>Generated: 2026-09-08 14:22:29 | Total Disruption Incidents Analyzed: 3</w:t>
         <w:br/>
         <w:t>Disruption Severity Breakdown: 🔴 HIGH: 0 | 🟡 MEDIUM: 0 | 🟢 LOW: 3</w:t>
       </w:r>

--- a/india_monitor_data/rag/documents/Strike_Intelligence/Kolkata_Strike_Intelligence.docx
+++ b/india_monitor_data/rag/documents/Strike_Intelligence/Kolkata_Strike_Intelligence.docx
@@ -15,7 +15,7 @@
       <w:r>
         <w:t>Monitored Freight Hub: Kolkata Logistics Cluster</w:t>
         <w:br/>
-        <w:t>Generated: 2026-09-08 14:22:29 | Total Disruption Incidents Analyzed: 3</w:t>
+        <w:t>Generated: 2026-09-09 16:49:44 | Total Disruption Incidents Analyzed: 3</w:t>
         <w:br/>
         <w:t>Disruption Severity Breakdown: 🔴 HIGH: 0 | 🟡 MEDIUM: 0 | 🟢 LOW: 3</w:t>
       </w:r>
